--- a/landing/src/content/docs/troubleshooting/runs-network-recovery.md.docx
+++ b/landing/src/content/docs/troubleshooting/runs-network-recovery.md.docx
@@ -85,6 +85,7 @@
           <w:numId w:val="1"/>
         </w:numPr>
         <w:ind w:left="720" w:hanging="360"/>
+        <w:rPr/>
       </w:pPr>
       <w:r>
         <w:rPr>
@@ -100,6 +101,7 @@
           <w:numId w:val="1"/>
         </w:numPr>
         <w:ind w:left="720" w:hanging="360"/>
+        <w:rPr/>
       </w:pPr>
       <w:r>
         <w:rPr>
@@ -115,6 +117,7 @@
           <w:numId w:val="1"/>
         </w:numPr>
         <w:ind w:left="720" w:hanging="360"/>
+        <w:rPr/>
       </w:pPr>
       <w:r>
         <w:rPr>
@@ -130,6 +133,7 @@
           <w:numId w:val="1"/>
         </w:numPr>
         <w:ind w:left="720" w:hanging="360"/>
+        <w:rPr/>
       </w:pPr>
       <w:r>
         <w:rPr>
@@ -145,6 +149,7 @@
           <w:numId w:val="1"/>
         </w:numPr>
         <w:ind w:left="720" w:hanging="360"/>
+        <w:rPr/>
       </w:pPr>
       <w:r>
         <w:rPr>
@@ -160,6 +165,7 @@
           <w:numId w:val="1"/>
         </w:numPr>
         <w:ind w:left="720" w:hanging="360"/>
+        <w:rPr/>
       </w:pPr>
       <w:r>
         <w:rPr>
@@ -175,6 +181,7 @@
           <w:numId w:val="1"/>
         </w:numPr>
         <w:ind w:left="720" w:hanging="360"/>
+        <w:rPr/>
       </w:pPr>
       <w:r>
         <w:rPr>
@@ -228,7 +235,7 @@
         <w:pStyle w:val="Heading2"/>
         <w:rPr/>
       </w:pPr>
-      <w:bookmarkStart w:colFirst="0" w:colLast="0" w:name="_5h8z84hv8ndy" w:id="0"/>
+      <w:bookmarkStart w:colFirst="0" w:colLast="0" w:name="_41zzs7lilxzk" w:id="0"/>
       <w:bookmarkEnd w:id="0"/>
       <w:r>
         <w:rPr>
@@ -331,7 +338,7 @@
         <w:pStyle w:val="Heading2"/>
         <w:rPr/>
       </w:pPr>
-      <w:bookmarkStart w:colFirst="0" w:colLast="0" w:name="_vkpcmyt4q9zh" w:id="1"/>
+      <w:bookmarkStart w:colFirst="0" w:colLast="0" w:name="_1h0ybu771zdi" w:id="1"/>
       <w:bookmarkEnd w:id="1"/>
       <w:r>
         <w:rPr>
@@ -383,6 +390,7 @@
           <w:numId w:val="2"/>
         </w:numPr>
         <w:ind w:left="720" w:hanging="360"/>
+        <w:rPr/>
       </w:pPr>
       <w:r>
         <w:rPr>
@@ -398,6 +406,7 @@
           <w:numId w:val="2"/>
         </w:numPr>
         <w:ind w:left="720" w:hanging="360"/>
+        <w:rPr/>
       </w:pPr>
       <w:r>
         <w:rPr>
@@ -427,6 +436,7 @@
           <w:numId w:val="2"/>
         </w:numPr>
         <w:ind w:left="720" w:hanging="360"/>
+        <w:rPr/>
       </w:pPr>
       <w:r>
         <w:rPr>
@@ -442,6 +452,7 @@
           <w:numId w:val="2"/>
         </w:numPr>
         <w:ind w:left="720" w:hanging="360"/>
+        <w:rPr/>
       </w:pPr>
       <w:r>
         <w:rPr>
@@ -519,7 +530,7 @@
         <w:pStyle w:val="Heading2"/>
         <w:rPr/>
       </w:pPr>
-      <w:bookmarkStart w:colFirst="0" w:colLast="0" w:name="_w8nsuv3ns0zl" w:id="2"/>
+      <w:bookmarkStart w:colFirst="0" w:colLast="0" w:name="_3o1pd5saybww" w:id="2"/>
       <w:bookmarkEnd w:id="2"/>
       <w:r>
         <w:rPr>
@@ -571,6 +582,7 @@
           <w:numId w:val="3"/>
         </w:numPr>
         <w:ind w:left="720" w:hanging="360"/>
+        <w:rPr/>
       </w:pPr>
       <w:r>
         <w:rPr>
@@ -586,6 +598,7 @@
           <w:numId w:val="3"/>
         </w:numPr>
         <w:ind w:left="720" w:hanging="360"/>
+        <w:rPr/>
       </w:pPr>
       <w:r>
         <w:rPr>
@@ -601,6 +614,7 @@
           <w:numId w:val="3"/>
         </w:numPr>
         <w:ind w:left="720" w:hanging="360"/>
+        <w:rPr/>
       </w:pPr>
       <w:r>
         <w:rPr>
@@ -616,6 +630,7 @@
           <w:numId w:val="3"/>
         </w:numPr>
         <w:ind w:left="720" w:hanging="360"/>
+        <w:rPr/>
       </w:pPr>
       <w:r>
         <w:rPr>
@@ -631,6 +646,7 @@
           <w:numId w:val="3"/>
         </w:numPr>
         <w:ind w:left="720" w:hanging="360"/>
+        <w:rPr/>
       </w:pPr>
       <w:r>
         <w:rPr>
@@ -644,7 +660,7 @@
         <w:pStyle w:val="Heading2"/>
         <w:rPr/>
       </w:pPr>
-      <w:bookmarkStart w:colFirst="0" w:colLast="0" w:name="_bzy3vlmvrdvg" w:id="3"/>
+      <w:bookmarkStart w:colFirst="0" w:colLast="0" w:name="_u6oc1fig2wus" w:id="3"/>
       <w:bookmarkEnd w:id="3"/>
       <w:r>
         <w:rPr>
@@ -698,7 +714,7 @@
         <w:pStyle w:val="Heading2"/>
         <w:rPr/>
       </w:pPr>
-      <w:bookmarkStart w:colFirst="0" w:colLast="0" w:name="_wysvouyq47es" w:id="4"/>
+      <w:bookmarkStart w:colFirst="0" w:colLast="0" w:name="_p5qdj9fbxhub" w:id="4"/>
       <w:bookmarkEnd w:id="4"/>
       <w:r>
         <w:rPr>
